--- a/cd30/autre/Memo carte Leaflet .docx
+++ b/cd30/autre/Memo carte Leaflet .docx
@@ -12804,34 +12804,16 @@
           <w:sz w:val="28"/>
           <w:szCs w:val="28"/>
         </w:rPr>
-        <w:t xml:space="preserve">La taille </w:t>
-      </w:r>
-      <w:r>
-        <w:rPr>
-          <w:rFonts w:ascii="Aptos Display" w:hAnsi="Aptos Display" w:cs="Calibri"/>
-          <w:color w:val="000000"/>
-          <w:sz w:val="28"/>
-          <w:szCs w:val="28"/>
-        </w:rPr>
-        <w:t xml:space="preserve">verticale </w:t>
-      </w:r>
-      <w:r>
-        <w:rPr>
-          <w:rFonts w:ascii="Aptos Display" w:hAnsi="Aptos Display" w:cs="Calibri"/>
-          <w:color w:val="000000"/>
-          <w:sz w:val="28"/>
-          <w:szCs w:val="28"/>
-        </w:rPr>
-        <w:t xml:space="preserve">de la fenêtre du navigateur joue aussi sur </w:t>
-      </w:r>
-      <w:r>
-        <w:rPr>
-          <w:rFonts w:ascii="Aptos Display" w:hAnsi="Aptos Display" w:cs="Calibri"/>
-          <w:color w:val="000000"/>
-          <w:sz w:val="28"/>
-          <w:szCs w:val="28"/>
-        </w:rPr>
-        <w:t>s</w:t>
+        <w:t xml:space="preserve">La taille de la fenêtre du navigateur joue aussi sur </w:t>
+      </w:r>
+      <w:r>
+        <w:rPr>
+          <w:rFonts w:ascii="Aptos Display" w:hAnsi="Aptos Display" w:cs="Calibri"/>
+          <w:color w:val="000000"/>
+          <w:sz w:val="28"/>
+          <w:szCs w:val="28"/>
+        </w:rPr>
+        <w:t>l</w:t>
       </w:r>
       <w:r>
         <w:rPr>
@@ -13022,7 +13004,7 @@
           <w:numId w:val="12"/>
         </w:numPr>
         <w:shd w:val="clear" w:color="auto" w:fill="FFFFFF"/>
-        <w:textAlignment w:val="baseline"/>
+        <w:spacing w:line="259" w:lineRule="auto"/>
         <w:rPr>
           <w:rFonts w:ascii="Aptos Display" w:hAnsi="Aptos Display" w:cs="Calibri"/>
           <w:color w:val="000000"/>
@@ -13055,61 +13037,70 @@
           <w:sz w:val="28"/>
           <w:szCs w:val="28"/>
         </w:rPr>
-        <w:t xml:space="preserve">impression est </w:t>
-      </w:r>
-      <w:r>
-        <w:rPr>
-          <w:rFonts w:ascii="Aptos Display" w:hAnsi="Aptos Display" w:cs="Calibri"/>
-          <w:color w:val="000000"/>
-          <w:sz w:val="28"/>
-          <w:szCs w:val="28"/>
-        </w:rPr>
-        <w:t>adapté</w:t>
-      </w:r>
-      <w:r>
-        <w:rPr>
-          <w:rFonts w:ascii="Aptos Display" w:hAnsi="Aptos Display" w:cs="Calibri"/>
-          <w:color w:val="000000"/>
-          <w:sz w:val="28"/>
-          <w:szCs w:val="28"/>
-        </w:rPr>
-        <w:t xml:space="preserve"> pour</w:t>
-      </w:r>
-      <w:r>
-        <w:rPr>
-          <w:rFonts w:ascii="Aptos Display" w:hAnsi="Aptos Display" w:cs="Calibri"/>
-          <w:color w:val="000000"/>
-          <w:sz w:val="28"/>
-          <w:szCs w:val="28"/>
-        </w:rPr>
-        <w:t xml:space="preserve"> mieux</w:t>
-      </w:r>
-      <w:r>
-        <w:rPr>
-          <w:rFonts w:ascii="Aptos Display" w:hAnsi="Aptos Display" w:cs="Calibri"/>
-          <w:color w:val="000000"/>
-          <w:sz w:val="28"/>
-          <w:szCs w:val="28"/>
-        </w:rPr>
-        <w:t xml:space="preserve"> faire rentrer le bloc légende</w:t>
-      </w:r>
-      <w:r>
-        <w:rPr>
-          <w:rFonts w:ascii="Aptos Display" w:hAnsi="Aptos Display" w:cs="Calibri"/>
-          <w:color w:val="000000"/>
-          <w:sz w:val="28"/>
-          <w:szCs w:val="28"/>
-        </w:rPr>
-        <w:t> </w:t>
-      </w:r>
-      <w:r>
-        <w:rPr>
-          <w:rFonts w:ascii="Aptos Display" w:hAnsi="Aptos Display" w:cs="Calibri"/>
-          <w:color w:val="000000"/>
-          <w:sz w:val="28"/>
-          <w:szCs w:val="28"/>
-        </w:rPr>
-        <w:t>selon option</w:t>
+        <w:t xml:space="preserve">impression </w:t>
+      </w:r>
+      <w:r>
+        <w:rPr>
+          <w:rFonts w:ascii="Aptos Display" w:hAnsi="Aptos Display" w:cs="Calibri"/>
+          <w:color w:val="000000"/>
+          <w:sz w:val="28"/>
+          <w:szCs w:val="28"/>
+        </w:rPr>
+        <w:t>adapt</w:t>
+      </w:r>
+      <w:r>
+        <w:rPr>
+          <w:rFonts w:ascii="Aptos Display" w:hAnsi="Aptos Display" w:cs="Calibri"/>
+          <w:color w:val="000000"/>
+          <w:sz w:val="28"/>
+          <w:szCs w:val="28"/>
+        </w:rPr>
+        <w:t xml:space="preserve">e carte et bloc </w:t>
+      </w:r>
+      <w:r>
+        <w:rPr>
+          <w:rFonts w:ascii="Aptos Display" w:hAnsi="Aptos Display" w:cs="Calibri"/>
+          <w:color w:val="000000"/>
+          <w:sz w:val="28"/>
+          <w:szCs w:val="28"/>
+        </w:rPr>
+        <w:t xml:space="preserve">selon </w:t>
+      </w:r>
+      <w:r>
+        <w:rPr>
+          <w:rFonts w:ascii="Aptos Display" w:hAnsi="Aptos Display" w:cs="Calibri"/>
+          <w:color w:val="000000"/>
+          <w:sz w:val="28"/>
+          <w:szCs w:val="28"/>
+        </w:rPr>
+        <w:t>hauteur</w:t>
+      </w:r>
+      <w:r>
+        <w:rPr>
+          <w:rFonts w:ascii="Aptos Display" w:hAnsi="Aptos Display" w:cs="Calibri"/>
+          <w:color w:val="000000"/>
+          <w:sz w:val="28"/>
+          <w:szCs w:val="28"/>
+        </w:rPr>
+        <w:t xml:space="preserve"> </w:t>
+      </w:r>
+      <w:r>
+        <w:rPr>
+          <w:rFonts w:ascii="Aptos Display" w:hAnsi="Aptos Display" w:cs="Calibri"/>
+          <w:color w:val="000000"/>
+          <w:sz w:val="28"/>
+          <w:szCs w:val="28"/>
+        </w:rPr>
+        <w:t xml:space="preserve">légende </w:t>
+      </w:r>
+      <w:r>
+        <w:rPr>
+          <w:rFonts w:ascii="Aptos Display" w:hAnsi="Aptos Display" w:cs="Calibri"/>
+          <w:color w:val="000000"/>
+          <w:sz w:val="28"/>
+          <w:szCs w:val="28"/>
+        </w:rPr>
+        <w:t>(&gt;400px)</w:t>
       </w:r>
       <w:r>
         <w:rPr>
@@ -13136,61 +13127,43 @@
           <w:sz w:val="28"/>
           <w:szCs w:val="28"/>
         </w:rPr>
-        <w:t xml:space="preserve">dezoom, </w:t>
-      </w:r>
-      <w:r>
-        <w:rPr>
-          <w:rFonts w:ascii="Aptos Display" w:hAnsi="Aptos Display" w:cs="Calibri"/>
-          <w:color w:val="000000"/>
-          <w:sz w:val="28"/>
-          <w:szCs w:val="28"/>
-        </w:rPr>
-        <w:t>dimin</w:t>
-      </w:r>
-      <w:r>
-        <w:rPr>
-          <w:rFonts w:ascii="Aptos Display" w:hAnsi="Aptos Display" w:cs="Calibri"/>
-          <w:color w:val="000000"/>
-          <w:sz w:val="28"/>
-          <w:szCs w:val="28"/>
-        </w:rPr>
-        <w:t>u</w:t>
-      </w:r>
-      <w:r>
-        <w:rPr>
-          <w:rFonts w:ascii="Aptos Display" w:hAnsi="Aptos Display" w:cs="Calibri"/>
-          <w:color w:val="000000"/>
-          <w:sz w:val="28"/>
-          <w:szCs w:val="28"/>
-        </w:rPr>
-        <w:t xml:space="preserve">tion </w:t>
-      </w:r>
-      <w:r>
-        <w:rPr>
-          <w:rFonts w:ascii="Aptos Display" w:hAnsi="Aptos Display" w:cs="Calibri"/>
-          <w:color w:val="000000"/>
-          <w:sz w:val="28"/>
-          <w:szCs w:val="28"/>
-        </w:rPr>
-        <w:t xml:space="preserve">taille </w:t>
-      </w:r>
-      <w:r>
-        <w:rPr>
-          <w:rFonts w:ascii="Aptos Display" w:hAnsi="Aptos Display" w:cs="Calibri"/>
-          <w:color w:val="000000"/>
-          <w:sz w:val="28"/>
-          <w:szCs w:val="28"/>
-        </w:rPr>
-        <w:t>polices</w:t>
-      </w:r>
-      <w:r>
-        <w:rPr>
-          <w:rFonts w:ascii="Aptos Display" w:hAnsi="Aptos Display" w:cs="Calibri"/>
-          <w:color w:val="000000"/>
-          <w:sz w:val="28"/>
-          <w:szCs w:val="28"/>
-        </w:rPr>
-        <w:t xml:space="preserve"> et décal</w:t>
+        <w:t xml:space="preserve">leger </w:t>
+      </w:r>
+      <w:r>
+        <w:rPr>
+          <w:rFonts w:ascii="Aptos Display" w:hAnsi="Aptos Display" w:cs="Calibri"/>
+          <w:color w:val="000000"/>
+          <w:sz w:val="28"/>
+          <w:szCs w:val="28"/>
+        </w:rPr>
+        <w:t>dezoom</w:t>
+      </w:r>
+      <w:r>
+        <w:rPr>
+          <w:rFonts w:ascii="Aptos Display" w:hAnsi="Aptos Display" w:cs="Calibri"/>
+          <w:color w:val="000000"/>
+          <w:sz w:val="28"/>
+          <w:szCs w:val="28"/>
+        </w:rPr>
+        <w:t xml:space="preserve"> et</w:t>
+      </w:r>
+      <w:r>
+        <w:rPr>
+          <w:rFonts w:ascii="Aptos Display" w:hAnsi="Aptos Display" w:cs="Calibri"/>
+          <w:color w:val="000000"/>
+          <w:sz w:val="28"/>
+          <w:szCs w:val="28"/>
+        </w:rPr>
+        <w:t xml:space="preserve"> </w:t>
+      </w:r>
+      <w:r>
+        <w:rPr>
+          <w:rFonts w:ascii="Aptos Display" w:hAnsi="Aptos Display" w:cs="Calibri"/>
+          <w:color w:val="000000"/>
+          <w:sz w:val="28"/>
+          <w:szCs w:val="28"/>
+        </w:rPr>
+        <w:t>décal</w:t>
       </w:r>
       <w:r>
         <w:rPr>
@@ -13217,16 +13190,16 @@
           <w:sz w:val="28"/>
           <w:szCs w:val="28"/>
         </w:rPr>
-        <w:t xml:space="preserve"> de</w:t>
-      </w:r>
-      <w:r>
-        <w:rPr>
-          <w:rFonts w:ascii="Aptos Display" w:hAnsi="Aptos Display" w:cs="Calibri"/>
-          <w:color w:val="000000"/>
-          <w:sz w:val="28"/>
-          <w:szCs w:val="28"/>
-        </w:rPr>
-        <w:t xml:space="preserve"> la carte</w:t>
+        <w:t xml:space="preserve"> </w:t>
+      </w:r>
+      <w:r>
+        <w:rPr>
+          <w:rFonts w:ascii="Aptos Display" w:hAnsi="Aptos Display" w:cs="Calibri"/>
+          <w:color w:val="000000"/>
+          <w:sz w:val="28"/>
+          <w:szCs w:val="28"/>
+        </w:rPr>
+        <w:t>du Gard</w:t>
       </w:r>
       <w:r>
         <w:rPr>
@@ -13236,6 +13209,33 @@
           <w:szCs w:val="28"/>
         </w:rPr>
         <w:t xml:space="preserve"> à gauche</w:t>
+      </w:r>
+      <w:r>
+        <w:rPr>
+          <w:rFonts w:ascii="Aptos Display" w:hAnsi="Aptos Display" w:cs="Calibri"/>
+          <w:color w:val="000000"/>
+          <w:sz w:val="28"/>
+          <w:szCs w:val="28"/>
+        </w:rPr>
+        <w:t>,</w:t>
+      </w:r>
+      <w:r>
+        <w:rPr>
+          <w:rFonts w:ascii="Aptos Display" w:hAnsi="Aptos Display" w:cs="Calibri"/>
+          <w:color w:val="000000"/>
+          <w:sz w:val="28"/>
+          <w:szCs w:val="28"/>
+        </w:rPr>
+        <w:t xml:space="preserve"> diminution taille polices</w:t>
+      </w:r>
+      <w:r>
+        <w:rPr>
+          <w:rFonts w:ascii="Aptos Display" w:hAnsi="Aptos Display" w:cs="Calibri"/>
+          <w:color w:val="000000"/>
+          <w:sz w:val="28"/>
+          <w:szCs w:val="28"/>
+        </w:rPr>
+        <w:t xml:space="preserve"> legende</w:t>
       </w:r>
     </w:p>
     <w:p>
